--- a/Project_Animagus/작업 일지/ji/작업일지(250120-250126).docx
+++ b/Project_Animagus/작업 일지/ji/작업일지(250120-250126).docx
@@ -65,6 +65,7 @@
             <w:pPr>
               <w:jc w:val="center"/>
               <w:rPr>
+                <w:rFonts w:hint="eastAsia"/>
                 <w:b/>
                 <w:sz w:val="18"/>
               </w:rPr>
@@ -84,6 +85,7 @@
               </w:rPr>
               <w:t xml:space="preserve"> </w:t>
             </w:r>
+            <w:proofErr w:type="spellStart"/>
             <w:r>
               <w:rPr>
                 <w:rFonts w:hint="eastAsia"/>
@@ -92,66 +94,23 @@
               </w:rPr>
               <w:t>지태준</w:t>
             </w:r>
-          </w:p>
+            <w:proofErr w:type="spellEnd"/>
+          </w:p>
+        </w:tc>
+        <w:tc>
+          <w:tcPr>
+            <w:tcW w:w="1215" w:type="dxa"/>
+            <w:vAlign w:val="center"/>
+          </w:tcPr>
           <w:p>
             <w:pPr>
               <w:jc w:val="center"/>
               <w:rPr>
                 <w:b/>
-                <w:sz w:val="18"/>
-              </w:rPr>
-            </w:pPr>
-            <w:r>
-              <w:rPr>
-                <w:rFonts w:hint="eastAsia"/>
-                <w:b/>
-                <w:sz w:val="18"/>
-              </w:rPr>
-              <w:t>2020182003</w:t>
-            </w:r>
-            <w:r>
-              <w:rPr>
-                <w:b/>
-                <w:sz w:val="18"/>
-              </w:rPr>
-              <w:t xml:space="preserve"> </w:t>
-            </w:r>
-            <w:r>
-              <w:rPr>
-                <w:rFonts w:hint="eastAsia"/>
-                <w:b/>
-                <w:sz w:val="18"/>
-              </w:rPr>
-              <w:t>고광신</w:t>
-            </w:r>
-          </w:p>
-          <w:p>
-            <w:pPr>
-              <w:jc w:val="center"/>
-            </w:pPr>
-            <w:r>
-              <w:rPr>
-                <w:rFonts w:hint="eastAsia"/>
-                <w:b/>
-                <w:sz w:val="18"/>
-              </w:rPr>
-              <w:t>2020182040 조환희</w:t>
-            </w:r>
-          </w:p>
-        </w:tc>
-        <w:tc>
-          <w:tcPr>
-            <w:tcW w:w="1215" w:type="dxa"/>
-            <w:vAlign w:val="center"/>
-          </w:tcPr>
-          <w:p>
-            <w:pPr>
-              <w:jc w:val="center"/>
-              <w:rPr>
-                <w:b/>
-                <w:sz w:val="22"/>
-              </w:rPr>
-            </w:pPr>
+                <w:sz w:val="22"/>
+              </w:rPr>
+            </w:pPr>
+            <w:proofErr w:type="spellStart"/>
             <w:r>
               <w:rPr>
                 <w:rFonts w:hint="eastAsia"/>
@@ -160,6 +119,7 @@
               </w:rPr>
               <w:t>팀명</w:t>
             </w:r>
+            <w:proofErr w:type="spellEnd"/>
           </w:p>
         </w:tc>
         <w:tc>
@@ -229,6 +189,13 @@
                 <w:b/>
               </w:rPr>
             </w:pPr>
+            <w:r>
+              <w:rPr>
+                <w:rFonts w:hint="eastAsia"/>
+                <w:b/>
+              </w:rPr>
+              <w:t>5</w:t>
+            </w:r>
           </w:p>
         </w:tc>
         <w:tc>
@@ -263,84 +230,16 @@
             <w:pPr>
               <w:jc w:val="center"/>
               <w:rPr>
-                <w:rFonts w:hint="eastAsia"/>
-                <w:b/>
-              </w:rPr>
-            </w:pPr>
-            <w:r>
-              <w:rPr>
-                <w:b/>
-                <w:sz w:val="22"/>
-              </w:rPr>
-              <w:t>202</w:t>
-            </w:r>
-            <w:r>
-              <w:rPr>
-                <w:rFonts w:hint="eastAsia"/>
-                <w:b/>
-                <w:sz w:val="22"/>
-              </w:rPr>
-              <w:t>4</w:t>
-            </w:r>
-            <w:r>
-              <w:rPr>
-                <w:b/>
-                <w:sz w:val="22"/>
-              </w:rPr>
-              <w:t>.</w:t>
-            </w:r>
-            <w:r>
-              <w:rPr>
-                <w:rFonts w:hint="eastAsia"/>
-                <w:b/>
-                <w:sz w:val="22"/>
-              </w:rPr>
-              <w:t>12</w:t>
-            </w:r>
-            <w:r>
-              <w:rPr>
-                <w:b/>
-                <w:sz w:val="22"/>
-              </w:rPr>
-              <w:t>.</w:t>
-            </w:r>
-            <w:r>
-              <w:rPr>
-                <w:rFonts w:hint="eastAsia"/>
-                <w:b/>
-                <w:sz w:val="22"/>
-              </w:rPr>
-              <w:t>23</w:t>
-            </w:r>
-            <w:r>
-              <w:rPr>
-                <w:b/>
-                <w:sz w:val="22"/>
-              </w:rPr>
-              <w:t>~202</w:t>
-            </w:r>
-            <w:r>
-              <w:rPr>
-                <w:rFonts w:hint="eastAsia"/>
-                <w:b/>
-                <w:sz w:val="22"/>
-              </w:rPr>
-              <w:t>4</w:t>
-            </w:r>
-            <w:r>
-              <w:rPr>
-                <w:b/>
-                <w:sz w:val="22"/>
-              </w:rPr>
-              <w:t>.</w:t>
-            </w:r>
-            <w:r>
-              <w:rPr>
-                <w:rFonts w:hint="eastAsia"/>
-                <w:b/>
-                <w:sz w:val="22"/>
-              </w:rPr>
-              <w:t>12.29</w:t>
+                <w:b/>
+              </w:rPr>
+            </w:pPr>
+            <w:r>
+              <w:rPr>
+                <w:rFonts w:hint="eastAsia"/>
+                <w:b/>
+                <w:sz w:val="22"/>
+              </w:rPr>
+              <w:t>2024.01.20~2025.01.26</w:t>
             </w:r>
           </w:p>
         </w:tc>
@@ -442,6 +341,7 @@
                 <w:b/>
               </w:rPr>
             </w:pPr>
+            <w:proofErr w:type="spellStart"/>
             <w:r>
               <w:rPr>
                 <w:rFonts w:hint="eastAsia"/>
@@ -449,47 +349,35 @@
               </w:rPr>
               <w:t>지태준</w:t>
             </w:r>
+            <w:proofErr w:type="spellEnd"/>
           </w:p>
           <w:p>
             <w:pPr>
               <w:pStyle w:val="a4"/>
-              <w:numPr>
-                <w:ilvl w:val="0"/>
-                <w:numId w:val="2"/>
-              </w:numPr>
-              <w:ind w:leftChars="0"/>
-              <w:jc w:val="left"/>
-              <w:rPr>
-                <w:b/>
-              </w:rPr>
-            </w:pPr>
-            <w:r>
-              <w:rPr>
-                <w:rFonts w:hint="eastAsia"/>
-                <w:b/>
-              </w:rPr>
-              <w:t>고광신</w:t>
-            </w:r>
-          </w:p>
-          <w:p>
-            <w:pPr>
-              <w:pStyle w:val="a4"/>
-              <w:numPr>
-                <w:ilvl w:val="0"/>
-                <w:numId w:val="2"/>
-              </w:numPr>
-              <w:ind w:leftChars="0"/>
-              <w:jc w:val="left"/>
-              <w:rPr>
-                <w:b/>
-              </w:rPr>
-            </w:pPr>
-            <w:r>
-              <w:rPr>
-                <w:rFonts w:hint="eastAsia"/>
-                <w:b/>
-              </w:rPr>
-              <w:t>조환희</w:t>
+              <w:rPr>
+                <w:rFonts w:hint="eastAsia"/>
+                <w:b/>
+              </w:rPr>
+            </w:pPr>
+            <w:r>
+              <w:rPr>
+                <w:b/>
+              </w:rPr>
+              <w:t xml:space="preserve">기둥, 표지판, </w:t>
+            </w:r>
+            <w:proofErr w:type="spellStart"/>
+            <w:r>
+              <w:rPr>
+                <w:b/>
+              </w:rPr>
+              <w:t>스폰</w:t>
+            </w:r>
+            <w:proofErr w:type="spellEnd"/>
+            <w:r>
+              <w:rPr>
+                <w:b/>
+              </w:rPr>
+              <w:t xml:space="preserve"> 구역 등을 모델링하고 텍스처링</w:t>
             </w:r>
           </w:p>
         </w:tc>
@@ -531,6 +419,7 @@
           <w:sz w:val="22"/>
         </w:rPr>
       </w:pPr>
+      <w:proofErr w:type="spellStart"/>
       <w:r>
         <w:rPr>
           <w:rFonts w:hint="eastAsia"/>
@@ -540,37 +429,11 @@
         </w:rPr>
         <w:t>지태준</w:t>
       </w:r>
+      <w:proofErr w:type="spellEnd"/>
     </w:p>
     <w:p>
       <w:pPr>
-        <w:pStyle w:val="a4"/>
-        <w:numPr>
-          <w:ilvl w:val="1"/>
-          <w:numId w:val="1"/>
-        </w:numPr>
-        <w:ind w:leftChars="0"/>
-        <w:rPr>
-          <w:sz w:val="22"/>
-        </w:rPr>
-      </w:pPr>
-      <w:r>
-        <w:rPr>
-          <w:rFonts w:hint="eastAsia"/>
-          <w:b/>
-          <w:sz w:val="28"/>
-          <w:szCs w:val="28"/>
-        </w:rPr>
-        <w:t>고광신</w:t>
-      </w:r>
-    </w:p>
-    <w:p>
-      <w:pPr>
-        <w:pStyle w:val="a4"/>
-        <w:numPr>
-          <w:ilvl w:val="1"/>
-          <w:numId w:val="1"/>
-        </w:numPr>
-        <w:ind w:leftChars="0"/>
+        <w:ind w:left="800"/>
         <w:rPr>
           <w:rFonts w:hint="eastAsia"/>
           <w:sz w:val="22"/>
@@ -578,13 +441,34 @@
       </w:pPr>
       <w:r>
         <w:rPr>
+          <w:sz w:val="22"/>
+        </w:rPr>
+        <w:t>전투 맵 구성에 필요한 다양한 구조물 요소 중 기둥과 표지판을 모델링</w:t>
+      </w:r>
+      <w:r>
+        <w:rPr>
           <w:rFonts w:hint="eastAsia"/>
-          <w:b/>
-          <w:sz w:val="28"/>
-          <w:szCs w:val="28"/>
+          <w:sz w:val="22"/>
         </w:rPr>
-        <w:t>조환희</w:t>
+        <w:t xml:space="preserve"> 및 </w:t>
       </w:r>
+      <w:proofErr w:type="spellStart"/>
+      <w:r>
+        <w:rPr>
+          <w:rFonts w:hint="eastAsia"/>
+          <w:sz w:val="22"/>
+        </w:rPr>
+        <w:t>텍스쳐링</w:t>
+      </w:r>
+      <w:proofErr w:type="spellEnd"/>
+    </w:p>
+    <w:p>
+      <w:pPr>
+        <w:ind w:left="800"/>
+        <w:rPr>
+          <w:sz w:val="22"/>
+        </w:rPr>
+      </w:pPr>
       <w:r>
         <w:rPr>
           <w:sz w:val="22"/>
@@ -658,6 +542,12 @@
             <w:pPr>
               <w:jc w:val="left"/>
             </w:pPr>
+            <w:r>
+              <w:rPr>
+                <w:rFonts w:hint="eastAsia"/>
+              </w:rPr>
+              <w:t>이번주차에는 특별한 문제점은 없었다.</w:t>
+            </w:r>
           </w:p>
         </w:tc>
         <w:tc>
@@ -692,6 +582,12 @@
             <w:pPr>
               <w:jc w:val="left"/>
             </w:pPr>
+            <w:r>
+              <w:rPr>
+                <w:rFonts w:hint="eastAsia"/>
+              </w:rPr>
+              <w:t>.</w:t>
+            </w:r>
           </w:p>
         </w:tc>
       </w:tr>
@@ -735,6 +631,14 @@
                 <w:sz w:val="22"/>
               </w:rPr>
             </w:pPr>
+            <w:r>
+              <w:rPr>
+                <w:rFonts w:hint="eastAsia"/>
+                <w:b/>
+                <w:sz w:val="22"/>
+              </w:rPr>
+              <w:t>6</w:t>
+            </w:r>
           </w:p>
         </w:tc>
         <w:tc>
@@ -768,24 +672,45 @@
           <w:p>
             <w:pPr>
               <w:jc w:val="center"/>
-            </w:pPr>
-            <w:r>
-              <w:rPr>
-                <w:b/>
-                <w:sz w:val="22"/>
-              </w:rPr>
-              <w:t>202</w:t>
-            </w:r>
-            <w:r>
-              <w:rPr>
-                <w:rFonts w:hint="eastAsia"/>
-                <w:b/>
-                <w:sz w:val="22"/>
-              </w:rPr>
-              <w:t>4</w:t>
-            </w:r>
-            <w:r>
-              <w:rPr>
+              <w:rPr>
+                <w:rFonts w:hint="eastAsia"/>
+              </w:rPr>
+            </w:pPr>
+            <w:r>
+              <w:rPr>
+                <w:rFonts w:hint="eastAsia"/>
+                <w:b/>
+                <w:sz w:val="22"/>
+              </w:rPr>
+              <w:t>2024.01.2</w:t>
+            </w:r>
+            <w:r>
+              <w:rPr>
+                <w:rFonts w:hint="eastAsia"/>
+                <w:b/>
+                <w:sz w:val="22"/>
+              </w:rPr>
+              <w:t>7</w:t>
+            </w:r>
+            <w:r>
+              <w:rPr>
+                <w:rFonts w:hint="eastAsia"/>
+                <w:b/>
+                <w:sz w:val="22"/>
+              </w:rPr>
+              <w:t>~2025.0</w:t>
+            </w:r>
+            <w:r>
+              <w:rPr>
+                <w:rFonts w:hint="eastAsia"/>
+                <w:b/>
+                <w:sz w:val="22"/>
+              </w:rPr>
+              <w:t>2</w:t>
+            </w:r>
+            <w:r>
+              <w:rPr>
+                <w:rFonts w:hint="eastAsia"/>
                 <w:b/>
                 <w:sz w:val="22"/>
               </w:rPr>
@@ -793,77 +718,11 @@
             </w:r>
             <w:r>
               <w:rPr>
-                <w:b/>
-                <w:sz w:val="22"/>
-              </w:rPr>
-              <w:t>1</w:t>
-            </w:r>
-            <w:r>
-              <w:rPr>
-                <w:rFonts w:hint="eastAsia"/>
-                <w:b/>
-                <w:sz w:val="22"/>
-              </w:rPr>
-              <w:t>2</w:t>
-            </w:r>
-            <w:r>
-              <w:rPr>
-                <w:b/>
-                <w:sz w:val="22"/>
-              </w:rPr>
-              <w:t>.</w:t>
-            </w:r>
-            <w:r>
-              <w:rPr>
-                <w:rFonts w:hint="eastAsia"/>
-                <w:b/>
-                <w:sz w:val="22"/>
-              </w:rPr>
-              <w:t>30</w:t>
-            </w:r>
-            <w:r>
-              <w:rPr>
-                <w:b/>
-                <w:sz w:val="22"/>
-              </w:rPr>
-              <w:t>~202</w:t>
-            </w:r>
-            <w:r>
-              <w:rPr>
-                <w:rFonts w:hint="eastAsia"/>
-                <w:b/>
-                <w:sz w:val="22"/>
-              </w:rPr>
-              <w:t>5</w:t>
-            </w:r>
-            <w:r>
-              <w:rPr>
-                <w:b/>
-                <w:sz w:val="22"/>
-              </w:rPr>
-              <w:t>.0</w:t>
-            </w:r>
-            <w:r>
-              <w:rPr>
-                <w:b/>
-                <w:sz w:val="22"/>
-              </w:rPr>
-              <w:t>1</w:t>
-            </w:r>
-            <w:r>
-              <w:rPr>
-                <w:b/>
-                <w:sz w:val="22"/>
-              </w:rPr>
-              <w:t>.</w:t>
-            </w:r>
-            <w:r>
-              <w:rPr>
-                <w:rFonts w:hint="eastAsia"/>
-                <w:b/>
-                <w:sz w:val="22"/>
-              </w:rPr>
-              <w:t>05</w:t>
+                <w:rFonts w:hint="eastAsia"/>
+                <w:b/>
+                <w:sz w:val="22"/>
+              </w:rPr>
+              <w:t>02</w:t>
             </w:r>
           </w:p>
         </w:tc>
@@ -902,12 +761,14 @@
             <w:vAlign w:val="center"/>
           </w:tcPr>
           <w:p>
+            <w:proofErr w:type="spellStart"/>
             <w:r>
               <w:rPr>
                 <w:rFonts w:hint="eastAsia"/>
               </w:rPr>
               <w:t>지태준</w:t>
             </w:r>
+            <w:proofErr w:type="spellEnd"/>
             <w:r>
               <w:rPr>
                 <w:rFonts w:hint="eastAsia"/>
@@ -917,39 +778,11 @@
             <w:r>
               <w:t xml:space="preserve"> </w:t>
             </w:r>
-          </w:p>
-          <w:p>
-            <w:r>
-              <w:rPr>
-                <w:rFonts w:hint="eastAsia"/>
-              </w:rPr>
-              <w:t>고광신</w:t>
-            </w:r>
-            <w:r>
-              <w:rPr>
-                <w:rFonts w:hint="eastAsia"/>
-              </w:rPr>
-              <w:t>:</w:t>
-            </w:r>
-            <w:r>
-              <w:t xml:space="preserve"> </w:t>
-            </w:r>
-          </w:p>
-          <w:p>
-            <w:r>
-              <w:rPr>
-                <w:rFonts w:hint="eastAsia"/>
-              </w:rPr>
-              <w:t>조환희</w:t>
-            </w:r>
-            <w:r>
-              <w:rPr>
-                <w:rFonts w:hint="eastAsia"/>
-              </w:rPr>
-              <w:t>:</w:t>
-            </w:r>
-            <w:r>
-              <w:t xml:space="preserve"> </w:t>
+            <w:r>
+              <w:rPr>
+                <w:rFonts w:hint="eastAsia"/>
+              </w:rPr>
+              <w:t>남은 건축물들 모델링</w:t>
             </w:r>
           </w:p>
         </w:tc>
@@ -1730,7 +1563,6 @@
   <w:style w:type="character" w:default="1" w:styleId="a0">
     <w:name w:val="Default Paragraph Font"/>
     <w:uiPriority w:val="1"/>
-    <w:semiHidden/>
     <w:unhideWhenUsed/>
   </w:style>
   <w:style w:type="table" w:default="1" w:styleId="a1">
